--- a/example_articles/states/Massachusetts/3.states_Massachusetts_New_York_Times.docx
+++ b/example_articles/states/Massachusetts/3.states_Massachusetts_New_York_Times.docx
@@ -27,17 +27,17 @@
     </w:p>
     <w:p>
       <w:r>
-        <w:t>Source File: NYT/48.DOCX</w:t>
+        <w:t>Source file: NYT/48.DOCX</w:t>
       </w:r>
     </w:p>
     <w:p>
       <w:r>
-        <w:t>Raw locations result: ['Massachusetts']</w:t>
+        <w:t>Raw locations result, 'locations': ['Massachusetts']</w:t>
       </w:r>
     </w:p>
     <w:p>
       <w:r>
-        <w:t>states_stand_flat (Standardized): Massachusetts</w:t>
+        <w:t>Standardized locations result, 'states_stand_flat': Massachusetts</w:t>
       </w:r>
     </w:p>
     <w:p>

--- a/example_articles/states/Massachusetts/3.states_Massachusetts_New_York_Times.docx
+++ b/example_articles/states/Massachusetts/3.states_Massachusetts_New_York_Times.docx
@@ -7,7 +7,7 @@
         <w:pStyle w:val="Heading1"/>
       </w:pPr>
       <w:r>
-        <w:t>Boston Ignores a Trend In Re-Electing a Mayor</w:t>
+        <w:t>Storm's Huge Waves Make Hurricane Seem Tame on Massachusetts Coast</w:t>
       </w:r>
     </w:p>
     <w:p>
@@ -17,17 +17,17 @@
     </w:p>
     <w:p>
       <w:r>
-        <w:t>Date: 1991-11-11</w:t>
+        <w:t>Date: 1991-11-01</w:t>
       </w:r>
     </w:p>
     <w:p>
       <w:r>
-        <w:t>Section: Section A;; Section A; Page 10; Column 1; National Desk; Column 1;</w:t>
+        <w:t>Section: Section B;; Section B; Page 4; Column 1; National Desk; Column 1;</w:t>
       </w:r>
     </w:p>
     <w:p>
       <w:r>
-        <w:t>Source file: NYT/48.DOCX</w:t>
+        <w:t>Source file: NYT/45.DOCX</w:t>
       </w:r>
     </w:p>
     <w:p>
@@ -49,63 +49,71 @@
     </w:p>
     <w:p>
       <w:r>
-        <w:t>It was just an impulse, as it often is for Raymond L. Flynn, that prompted him to take a break from campaigning for re-election as Mayor one recent morning to drop in at the Gavin Middle School in South Boston.</w:t>
+        <w:t>Peter Montgomery knew the storm was bad when he looked out his window Wednesday and saw waves breaking over the top of Minot's Light, a 100-foot-tall stone lighthouse that is a landmark of the Massachusetts coast.</w:t>
         <w:br/>
-        <w:t>How are things going? Mayor Flynn asked the principal, Joseph Lee. Fine, said Mr. Lee, except that the school had no books; the School Department had failed to deliver them. Outraged, Mr. Flynn was soon making a blizzard of phone calls and eventually tracked down the missing volumes.</w:t>
+        <w:t>The old gray shingled house where Mr. Montgomery lives, a mile from the lighthouse on a spit of land that juts out into Massachusetts Bay, was also being pounded by the raging northeaster. "Every time a wave hit the building, you could feel it -- va boom! -- the whole house shook," said Mr. Montgomery, a caretaker for a group of summer residents.</w:t>
         <w:br/>
-        <w:t>The incident was classic Ray Flynn, who bypassed television and radio advertising in the last election to campaign door to door and who runs several miles a day, making frequent stops to chat with passersby. His strategy paid off: Mr. Flynn won a record-high 75 percent of the vote in his re-election to a third term last Tuesday.</w:t>
+        <w:t>Mr. Montgomery and his wife wanted to evacuate, but when he stepped out the back door, a wave came crashing over the top of the three-story building, sending him scurrying back inside. By his calculation, the wave must have been at least 50 feet above the normalhigh-tide mark.</w:t>
         <w:br/>
-        <w:t>The triumph of the 52-year-old Democrat was all the more remarkable because it came when Boston is mired in its worst economic slump since the Depression and in an election season in which voters around the country vented their anger by ousting incumbents.</w:t>
+        <w:t>As he discovered this morning, he would not have gotten far anyway. The only road through the village of Minot, part of the town of Scituate, 20 miles southeast of Boston, was torn to shreds, with yawning 10-foot-deep holes, utility poles tilted at crazy angles and, in some places, new stretches of sand and rock where pavement had been until recently.</w:t>
         <w:br/>
         <w:t xml:space="preserve"> </w:t>
         <w:br/>
-        <w:t>'An Untypical Politician'</w:t>
+        <w:t>Compared With '78 Blizzard</w:t>
         <w:br/>
-        <w:t xml:space="preserve"> Mr. Flynn's victory marks him as the most popular politician in Massachusetts, according to John Marttila, a Democratic political consultant here, who cited a variety of private polls that show the Mayor's approval rating surpassing that of Gov. William F. Weld, a Republican.</w:t>
+        <w:t xml:space="preserve"> For Mr. Montgomery and thousands of other residents along the Massachusetts coast, the storm seemed far worse than the hurricane last August, and possibly as bad as the blizzard of 1978, officially the worst storm ever to hit the area.</w:t>
         <w:br/>
-        <w:t>His impressive showing would make him a strong contender for Governor or possibly as a Democratic Vice Presidential candidate, said Mr. Marttila, who has been a consultant to several of Democratic Presidential aspirants. Mr. Flynn has also gained national recognition as a spokesman on urban issues in his tenure as president of the National Conference of Mayors.</w:t>
+        <w:t>"I think when this is all totaled up, the damage will surpass the '78 storm," said Joe Manley, the Chief of police and a 25-year resident of Nahant, a peninsula that sticks out into Massachusetts Bay north of Boston.  With waves surging over much of the Nahant peninsula, the authorities evacuated about 300 people Wednesday. A causeway connecting Nahant to the mainland was closed, stranding people at both ends.</w:t>
         <w:br/>
-        <w:t>"Ray is really an untypical politician, because he touches average people in the way few politicians these days can," Mr. Marttila said. "He makes people feel that he cares."</w:t>
+        <w:t>What made the storm, which originated Monday off the coast of Nova Scotia, more terrifying was that few people expected it to be so severe. "When Mother Nature strikes, people often don't want to believe it or don't want it to interfere with their lives," Mr. Manley said.</w:t>
         <w:br/>
-        <w:t>Mr. Flynn's appeal, which some critics deride as more style than substance, grows out of a humble boyhood that fixed in him a conviction that "all politics is personal."</w:t>
+        <w:t>Mark Docurral, an unemployed engineer, was in the Harbor View restaurant in Scituate Wednesday evening as the ocean invaded it, leaving it three feet deep in water. Outside, a lobster boat floated past on Front Street, after it had broken loose from its mooring.</w:t>
         <w:br/>
-        <w:t>Mr. Flynn's father was a longshoreman, often in poor health and out of work, and his mother was a cleaning woman. Mr. Flynn made his way out of poverty by getting a basketball scholarship to Providence College and eventually a tryout with the Boston Celtics. He didn't make the team, and instead got involved in politics, working on Vice President Hubert H. Humphrey's Presidential campaign in 1968 and later being elected to the state legislature to represent his old neighborhood, South Boston. Today he still lives in a modest row house in "Southie," a working-class district on the waterfront.</w:t>
+        <w:t>"A fisherman jumped in and tried to start the engine, but it just crashed into two stores," Mr. Docurral said. The scene along the waterfront was made more even bizarre as the power lines sparked, creating a blue background in the heavy rain and winds of up to 75 miles per hour, he said.</w:t>
         <w:br/>
-        <w:t>"I don't have to read memos to know what is going on out there," Mr. Flynn said, sitting in his City Hall office, his feet propped on a coffee table. On the wall is an old campaign poster of his political idol, Mr. Humphrey, who was Mayor of Minneapolis before his terms as a United States Senator and the Vice President.</w:t>
+        <w:t>The police in Scituate said today that as many as 100 homes there might have been destroyed.</w:t>
         <w:br/>
-        <w:t>The Boston press has chided Mr. Flynn for his penchant for showing up at fires or at the scene of racial disturbances, saying that he spends more time getting his picture on television than solving the city's problems.</w:t>
-        <w:br/>
-        <w:t>But voters have reacted differently. "The vast majority of the people who voted for him actually know him," said Ira Jackson, a deputy mayor under Mr. Flynn's predecessor, Kevin H. White, and now a senior vice president of the Bank of Boston. "In today's world, with problems spiraling out of control, that is very reassuring. The voters know Ray will be there."</w:t>
-        <w:br/>
-        <w:t>In fact, a Boston Globe poll last August of 814 registered voters found that 43 percent said they had met Mr. Flynn personally.</w:t>
+        <w:t>In Minot this morning, state policemen and members of the state National Guard, called out as part of a declaration of emergency by Gov. William F. Weld, were stopping curiosity seekers from driving close to the ocean.</w:t>
         <w:br/>
         <w:t xml:space="preserve"> </w:t>
         <w:br/>
-        <w:t>Challenge of a New Term</w:t>
+        <w:t>Differences Over Toll</w:t>
         <w:br/>
-        <w:t xml:space="preserve"> The challenge for the peripatetic Mr. Flynn now, as he enters his third four-year term, is whether personal politics will still be enough.</w:t>
+        <w:t xml:space="preserve"> Because the damage was caused almost entirely by the force of the waves which built up over two days, rather than by high winds, comparing the amount of damage with that from Hurricane Bob last summer is a problematic exercise, specialists said.</w:t>
         <w:br/>
-        <w:t>In his first two terms, Mr. Flynn was widely given credit for easing racial tension that had grown out of a conflict over court-ordered school busing in the mid-1970's. Although he had opposed the busing himself at the time, Mr. Flynn as Mayor made a concerted effort to reach out to Boston's black population, opening predominantly white housing projects to blacks. He restored many of the city's neglected neighborhood parks. And he increased the number of blacks, Hispanics and Asians on the city payroll to 22 percent from 6 percent. Minorities make up 35 percent of Boston's population.</w:t>
+        <w:t>Doug Forbes, the director of the Massachusetts Emergency Management Agency, estimated that the total damage left by Hurricane Bob was about $1 billion. "I don't think we'll approach the $1 billion figure with this storm," he said.</w:t>
         <w:br/>
-        <w:t>But in the past few years Mr. Flynn has come under growing criticism from some prominent blacks for racial insensitivity.</w:t>
+        <w:t>But Donna Nelson, a spokeswoman for the American Red Cross in Boston, said today, "This makes Hurricane Bob look like nothing."</w:t>
+        <w:br/>
+        <w:t>But there was no dispute about the severity of the storm from residents along the coast, from Gloucester in the north to Cape Cod in the south. In Gloucester, two antique cars floated in the harbor after their garage was swept into the ocean. Several large houses were left as little more than debris.</w:t>
         <w:br/>
         <w:t xml:space="preserve"> </w:t>
         <w:br/>
-        <w:t>Justice and Education</w:t>
+        <w:t>Families Flooded Out</w:t>
         <w:br/>
-        <w:t xml:space="preserve"> In particular, blacks have complained about police behavior, especially in the handling of the investigation of the fatal shooting in 1989 of Carol Stuart and her unborn baby. Her husband, Charles Stuart, claimed the couple had been attacked by a black gunman.</w:t>
+        <w:t xml:space="preserve"> In Swampscott, a working-class community on the shore north of Boston, many businesses were flooded out after waves broke through sea walls.</w:t>
         <w:br/>
-        <w:t>An angry Mr. Flynn called for every available detective to join the investigation, and the police soon disclosed they had a suspect, a black man with a long criminal record. But Mr. Stuart stunned the city a few months later when he apparently committed suicide by jumping off a bridge after one of his brothers implicated him in the killing.</w:t>
+        <w:t>In Hull, another long peninsula south of Boston, 80 percent of the town was isolated by the rising ocean, and about half the residents were without electricity, said Joseph Murphy, the town manager. A number of houses were splintered by the waves, he said. Statewide, at least 1,500 people spent the night in emergency shelters, officials said.</w:t>
         <w:br/>
-        <w:t>A second issue has developed out of Mr. Flynn's successful drive to replace the elected Boston School Committee with an appointed board. In Mr. Flynn's view, as well as that of some blacks, the quarrelsome School Committee was an obstacle to improving Boston's poor public schools. He will begin appointing the new committee January 1.</w:t>
+        <w:t>Parts of Cape Cod were among the hardest-hit areas, especially those facing east and north along the outer Cape from Chatham at the elbow to Provincetown at the tip. "There are some places on the outer Cape where the beach is completely gone," said Tony Bonanno, the chief ranger at the Cape Cod National Seashore.</w:t>
         <w:br/>
-        <w:t>But in a city where blacks have held little political power, several prominent blacks believe that Mr. Flynn's dissolution of the old school committee, which had four blacks among its 13 members, was an attack on them, although his aides have indicated that the Mayor may appoint two blacks, a Hispanic person and an Asian to the new, seven-member committee.</w:t>
+        <w:t xml:space="preserve"> </w:t>
         <w:br/>
-        <w:t>"Here is someone not of our community saying, 'I will select your leaders for you,' " said the Rev. Graylan Ellis Hagler, who finished third and was eliminated in the September preliminary election for Mayor.</w:t>
+        <w:t>Surprise Lobster Dinner</w:t>
         <w:br/>
-        <w:t>Mr. Flynn acknowledged that the fight has "caused me some pain." But in his view the schools hold the key to the future of Boston, a city that has been transformed into a center of universities, medical research and investment management. Mr. Flynn wants to streamline what he regards as the bloated bureaucracy of the school system as well as restore athletic programs and improve vocational education.</w:t>
+        <w:t xml:space="preserve"> On Nantucket Island, just south of the Cape, a number of residential areas remained under three to four feet of water today, and several stores were flattened by the pounding waves.</w:t>
         <w:br/>
-        <w:t>"School is the ladder out of poverty," he said. "So I will take everyone on to make the schools better."</w:t>
+        <w:t>In Minot, Mr. Montgomery consoled himself with the spectacular view from the third floor of his house, watching the waves build higher and higher. As the winds eased and the tide went out, sending the waves off his lawn, he went out for a walk. There on the lawn, he found four lobsters in pots that had been swept ashore.</w:t>
+        <w:br/>
+        <w:t>Although he was without electricity, telephone service and running water, he cooked up the lobsters on a gas stove. "I made them with a garlic sauce and linguine," he said. "It was a great candlelight dinner."</w:t>
+        <w:br/>
+        <w:br/>
+        <w:t>Graphic</w:t>
+        <w:br/>
+        <w:br/>
+        <w:t xml:space="preserve"> </w:t>
+        <w:br/>
+        <w:t>Photo: In Massachusetts, the storm was more damaging than Hurricane Bob and possibly as bad as the blizzard of 1978. Christie Martin and Kari Kelly carried a table along what had been a street in Scituate. (Rick Friedman for The New York Times)</w:t>
       </w:r>
     </w:p>
     <w:sectPr>

--- a/example_articles/states/Massachusetts/3.states_Massachusetts_New_York_Times.docx
+++ b/example_articles/states/Massachusetts/3.states_Massachusetts_New_York_Times.docx
@@ -7,7 +7,9 @@
         <w:pStyle w:val="Heading1"/>
       </w:pPr>
       <w:r>
-        <w:t>Storm's Huge Waves Make Hurricane Seem Tame on Massachusetts Coast</w:t>
+        <w:t>A NIGHT OUT WITH: Dennis Lehane;</w:t>
+        <w:br/>
+        <w:t>On Streets Where Fact Intersects With Fiction</w:t>
       </w:r>
     </w:p>
     <w:p>
@@ -17,17 +19,17 @@
     </w:p>
     <w:p>
       <w:r>
-        <w:t>Date: 1991-11-01</w:t>
+        <w:t>Date: 1999-07-25</w:t>
       </w:r>
     </w:p>
     <w:p>
       <w:r>
-        <w:t>Section: Section B;; Section B; Page 4; Column 1; National Desk; Column 1;</w:t>
+        <w:t>Section: Section 9;; Section 9; Page 3; Column 1; Style Desk; Column 1;; Biography</w:t>
       </w:r>
     </w:p>
     <w:p>
       <w:r>
-        <w:t>Source file: NYT/45.DOCX</w:t>
+        <w:t>Source file: NYT/35.DOCX</w:t>
       </w:r>
     </w:p>
     <w:p>
@@ -49,63 +51,48 @@
     </w:p>
     <w:p>
       <w:r>
-        <w:t>Peter Montgomery knew the storm was bad when he looked out his window Wednesday and saw waves breaking over the top of Minot's Light, a 100-foot-tall stone lighthouse that is a landmark of the Massachusetts coast.</w:t>
+        <w:t>In Dennis Lehane's mystery novels, he taps into what he describes as the "comically fatalistic" outlook of the working-class Irish with whom he shares this corner of New England, and to whom he unmistakably belongs. "It's a feeling that God has a sense of humor," Mr. Lehane explained. "You might not be laughing, but He is."</w:t>
         <w:br/>
-        <w:t>The old gray shingled house where Mr. Montgomery lives, a mile from the lighthouse on a spit of land that juts out into Massachusetts Bay, was also being pounded by the raging northeaster. "Every time a wave hit the building, you could feel it -- va boom! -- the whole house shook," said Mr. Montgomery, a caretaker for a group of summer residents.</w:t>
+        <w:t>God was undoubtedly enjoying a modest chuckle on this July night.</w:t>
         <w:br/>
-        <w:t>Mr. Montgomery and his wife wanted to evacuate, but when he stepped out the back door, a wave came crashing over the top of the three-story building, sending him scurrying back inside. By his calculation, the wave must have been at least 50 feet above the normalhigh-tide mark.</w:t>
+        <w:t>It was 11:30 P.M., 90 degrees, and Mr. Lehane was in the passenger seat of a brand new rented car that called it quits on a busy entrance ramp to Interstate 93.</w:t>
         <w:br/>
-        <w:t>As he discovered this morning, he would not have gotten far anyway. The only road through the village of Minot, part of the town of Scituate, 20 miles southeast of Boston, was torn to shreds, with yawning 10-foot-deep holes, utility poles tilted at crazy angles and, in some places, new stretches of sand and rock where pavement had been until recently.</w:t>
+        <w:t>"I'm going to put my seat belt on," Mr. Lehane's wife, Sheila Lawn, announced from the back. "For when the drunk comes along and hits us."</w:t>
         <w:br/>
-        <w:t xml:space="preserve"> </w:t>
+        <w:t>"Good thinking, honey," Mr. Lehane said, taking a drag on a cigarette. "She's always thinking. That's why she's so good to have around."</w:t>
         <w:br/>
-        <w:t>Compared With '78 Blizzard</w:t>
+        <w:t>They sounded suspiciously like Patrick Kenzie and Angie Gennaro, the fitfully involved lovers who pool wits to chase down criminals in Mr. Lehane's increasingly popular novels. The fifth, "Prayers for Rain," about the evil influences behind a young woman's cryptic suicide, was published by William Morrow &amp; Company last month.</w:t>
         <w:br/>
-        <w:t xml:space="preserve"> For Mr. Montgomery and thousands of other residents along the Massachusetts coast, the storm seemed far worse than the hurricane last August, and possibly as bad as the blizzard of 1978, officially the worst storm ever to hit the area.</w:t>
+        <w:t>A four-hour tour through some of the Boston-area neighborhoods that take such vivid, sinister shape in Mr. Lehane's pages was a journey into the interplay of fact and fiction.</w:t>
         <w:br/>
-        <w:t>"I think when this is all totaled up, the damage will surpass the '78 storm," said Joe Manley, the Chief of police and a 25-year resident of Nahant, a peninsula that sticks out into Massachusetts Bay north of Boston.  With waves surging over much of the Nahant peninsula, the authorities evacuated about 300 people Wednesday. A causeway connecting Nahant to the mainland was closed, stranding people at both ends.</w:t>
+        <w:t>In Dorchester, a gritty district just beyond the shadows of Boston's glittering skyscrapers, Mr. Lehane pointed out the church belfry that houses Kenzie's office. He nodded toward a desolate building where Kenzie's favorite fixer, a behemoth named Bubba Rogowski, has his lair.</w:t>
         <w:br/>
-        <w:t>What made the storm, which originated Monday off the coast of Nova Scotia, more terrifying was that few people expected it to be so severe. "When Mother Nature strikes, people often don't want to believe it or don't want it to interfere with their lives," Mr. Manley said.</w:t>
+        <w:t>Mr. Lehane tried to stop at a dark, menacing bar that appears in the climax of "Darkness, Take My Hand," his second book, but three lavishly muscled bouncers were keeping an overflow crowd at bay.</w:t>
         <w:br/>
-        <w:t>Mark Docurral, an unemployed engineer, was in the Harbor View restaurant in Scituate Wednesday evening as the ocean invaded it, leaving it three feet deep in water. Outside, a lobster boat floated past on Front Street, after it had broken loose from its mooring.</w:t>
+        <w:t>Over a Budweiser at Nash's, an Irish pub down the street, he talked about this neighborhood, where he grew up. His father toiled here as a warehouse foreman, and his mother worked in a school cafeteria.</w:t>
         <w:br/>
-        <w:t>"A fisherman jumped in and tried to start the engine, but it just crashed into two stores," Mr. Docurral said. The scene along the waterfront was made more even bizarre as the power lines sparked, creating a blue background in the heavy rain and winds of up to 75 miles per hour, he said.</w:t>
+        <w:t>When Mr. Lehane, 33, uses the area's establishments in his books, he masks the identities of the places in which untoward events occur.</w:t>
         <w:br/>
-        <w:t>The police in Scituate said today that as many as 100 homes there might have been destroyed.</w:t>
+        <w:t>He shows less mercy toward his friends, whose real names pop up in surprising contexts.</w:t>
         <w:br/>
-        <w:t>In Minot this morning, state policemen and members of the state National Guard, called out as part of a declaration of emergency by Gov. William F. Weld, were stopping curiosity seekers from driving close to the ocean.</w:t>
+        <w:t>"If there's a drug dealer, pedophile or pimp, it's probably a buddy of mine," Mr. Lehane said.</w:t>
         <w:br/>
-        <w:t xml:space="preserve"> </w:t>
+        <w:t>But the only time he provoked complaints from friends was when he dared to mistreat a pet.</w:t>
         <w:br/>
-        <w:t>Differences Over Toll</w:t>
+        <w:t>"It's amazing," he said. "You can kill 50 people in a book, but you kill one dog, and people are like, 'How could you?' "</w:t>
         <w:br/>
-        <w:t xml:space="preserve"> Because the damage was caused almost entirely by the force of the waves which built up over two days, rather than by high winds, comparing the amount of damage with that from Hurricane Bob last summer is a problematic exercise, specialists said.</w:t>
+        <w:t>After Dorchester, it was on to Brighton, the section where Mr. Lehane and Ms. Lawn, 29, live. But a mile into that trip, the car broke down. They were unfazed.</w:t>
         <w:br/>
-        <w:t>Doug Forbes, the director of the Massachusetts Emergency Management Agency, estimated that the total damage left by Hurricane Bob was about $1 billion. "I don't think we'll approach the $1 billion figure with this storm," he said.</w:t>
+        <w:t>"This is a good time for mints," Ms. Lawn said, breaking out Tic-Tacs. It turned out to be an example of the foresight Mr. Lehane's characters might exhibit. Ms. Lawn figured that a police officer might check out the situation, and it was best not to invite questions with boozy breath.</w:t>
         <w:br/>
-        <w:t>But Donna Nelson, a spokeswoman for the American Red Cross in Boston, said today, "This makes Hurricane Bob look like nothing."</w:t>
+        <w:t>Sure enough, an officer came along. But after quickly making sure that the driver had found a way to summon help, he was gone.</w:t>
         <w:br/>
-        <w:t>But there was no dispute about the severity of the storm from residents along the coast, from Gloucester in the north to Cape Cod in the south. In Gloucester, two antique cars floated in the harbor after their garage was swept into the ocean. Several large houses were left as little more than debris.</w:t>
+        <w:t>"What if you guys had been kidnapping me?" Ms. Lawn asked. She jiggled the door handle. She was locked in.</w:t>
         <w:br/>
-        <w:t xml:space="preserve"> </w:t>
+        <w:t>"This is the perfect kidnap car!" she gasped. Mr. Lehane smiled. Their tastes for malice and melodrama are much the same.</w:t>
         <w:br/>
-        <w:t>Families Flooded Out</w:t>
         <w:br/>
-        <w:t xml:space="preserve"> In Swampscott, a working-class community on the shore north of Boston, many businesses were flooded out after waves broke through sea walls.</w:t>
-        <w:br/>
-        <w:t>In Hull, another long peninsula south of Boston, 80 percent of the town was isolated by the rising ocean, and about half the residents were without electricity, said Joseph Murphy, the town manager. A number of houses were splintered by the waves, he said. Statewide, at least 1,500 people spent the night in emergency shelters, officials said.</w:t>
-        <w:br/>
-        <w:t>Parts of Cape Cod were among the hardest-hit areas, especially those facing east and north along the outer Cape from Chatham at the elbow to Provincetown at the tip. "There are some places on the outer Cape where the beach is completely gone," said Tony Bonanno, the chief ranger at the Cape Cod National Seashore.</w:t>
-        <w:br/>
-        <w:t xml:space="preserve"> </w:t>
-        <w:br/>
-        <w:t>Surprise Lobster Dinner</w:t>
-        <w:br/>
-        <w:t xml:space="preserve"> On Nantucket Island, just south of the Cape, a number of residential areas remained under three to four feet of water today, and several stores were flattened by the pounding waves.</w:t>
-        <w:br/>
-        <w:t>In Minot, Mr. Montgomery consoled himself with the spectacular view from the third floor of his house, watching the waves build higher and higher. As the winds eased and the tide went out, sending the waves off his lawn, he went out for a walk. There on the lawn, he found four lobsters in pots that had been swept ashore.</w:t>
-        <w:br/>
-        <w:t>Although he was without electricity, telephone service and running water, he cooked up the lobsters on a gas stove. "I made them with a garlic sauce and linguine," he said. "It was a great candlelight dinner."</w:t>
+        <w:t>http://www.nytimes.com</w:t>
         <w:br/>
         <w:br/>
         <w:t>Graphic</w:t>
@@ -113,7 +100,7 @@
         <w:br/>
         <w:t xml:space="preserve"> </w:t>
         <w:br/>
-        <w:t>Photo: In Massachusetts, the storm was more damaging than Hurricane Bob and possibly as bad as the blizzard of 1978. Christie Martin and Kari Kelly carried a table along what had been a street in Scituate. (Rick Friedman for The New York Times)</w:t>
+        <w:t>Photo: Dennis Lehane, the mystery writer, at an Irish pub in Boston. (Evan Richman for The New York Times)</w:t>
       </w:r>
     </w:p>
     <w:sectPr>
